--- a/dokumentáció/tesztelési.docx
+++ b/dokumentáció/tesztelési.docx
@@ -65,6 +65,7 @@
         <w:rPr>
           <w:b/>
           <w:bCs/>
+          <w:noProof/>
           <w:sz w:val="36"/>
           <w:szCs w:val="36"/>
         </w:rPr>
@@ -137,6 +138,7 @@
         <w:rPr>
           <w:b/>
           <w:bCs/>
+          <w:noProof/>
           <w:sz w:val="36"/>
           <w:szCs w:val="36"/>
         </w:rPr>
@@ -220,6 +222,7 @@
         <w:rPr>
           <w:b/>
           <w:bCs/>
+          <w:noProof/>
           <w:sz w:val="36"/>
           <w:szCs w:val="36"/>
         </w:rPr>
@@ -343,6 +346,7 @@
         <w:rPr>
           <w:b/>
           <w:bCs/>
+          <w:noProof/>
           <w:sz w:val="36"/>
           <w:szCs w:val="36"/>
         </w:rPr>
@@ -426,6 +430,7 @@
         <w:rPr>
           <w:b/>
           <w:bCs/>
+          <w:noProof/>
           <w:sz w:val="36"/>
           <w:szCs w:val="36"/>
         </w:rPr>
@@ -550,6 +555,7 @@
         <w:rPr>
           <w:b/>
           <w:bCs/>
+          <w:noProof/>
           <w:sz w:val="36"/>
           <w:szCs w:val="36"/>
         </w:rPr>
@@ -578,6 +584,282 @@
                     <a:xfrm>
                       <a:off x="0" y="0"/>
                       <a:ext cx="4686954" cy="2724530"/>
+                    </a:xfrm>
+                    <a:prstGeom prst="rect">
+                      <a:avLst/>
+                    </a:prstGeom>
+                  </pic:spPr>
+                </pic:pic>
+              </a:graphicData>
+            </a:graphic>
+          </wp:inline>
+        </w:drawing>
+      </w:r>
+    </w:p>
+    <w:p>
+      <w:pPr>
+        <w:rPr>
+          <w:b/>
+          <w:bCs/>
+          <w:sz w:val="36"/>
+          <w:szCs w:val="36"/>
+        </w:rPr>
+      </w:pPr>
+      <w:proofErr w:type="spellStart"/>
+      <w:r>
+        <w:rPr>
+          <w:b/>
+          <w:bCs/>
+          <w:sz w:val="36"/>
+          <w:szCs w:val="36"/>
+        </w:rPr>
+        <w:t>syslog</w:t>
+      </w:r>
+      <w:proofErr w:type="spellEnd"/>
+      <w:r>
+        <w:rPr>
+          <w:b/>
+          <w:bCs/>
+          <w:sz w:val="36"/>
+          <w:szCs w:val="36"/>
+        </w:rPr>
+        <w:t xml:space="preserve"> </w:t>
+      </w:r>
+      <w:proofErr w:type="spellStart"/>
+      <w:r>
+        <w:rPr>
+          <w:b/>
+          <w:bCs/>
+          <w:sz w:val="36"/>
+          <w:szCs w:val="36"/>
+        </w:rPr>
+        <w:t>check</w:t>
+      </w:r>
+      <w:proofErr w:type="spellEnd"/>
+      <w:r>
+        <w:rPr>
+          <w:b/>
+          <w:bCs/>
+          <w:sz w:val="36"/>
+          <w:szCs w:val="36"/>
+        </w:rPr>
+        <w:t>:</w:t>
+      </w:r>
+    </w:p>
+    <w:p>
+      <w:pPr>
+        <w:rPr>
+          <w:b/>
+          <w:bCs/>
+          <w:sz w:val="36"/>
+          <w:szCs w:val="36"/>
+        </w:rPr>
+      </w:pPr>
+      <w:r>
+        <w:rPr>
+          <w:b/>
+          <w:bCs/>
+          <w:sz w:val="36"/>
+          <w:szCs w:val="36"/>
+        </w:rPr>
+        <w:drawing>
+          <wp:inline distT="0" distB="0" distL="0" distR="0" wp14:anchorId="518F9ACF" wp14:editId="7013A5CF">
+            <wp:extent cx="5760720" cy="1900555"/>
+            <wp:effectExtent l="0" t="0" r="0" b="4445"/>
+            <wp:docPr id="7" name="Kép 7"/>
+            <wp:cNvGraphicFramePr>
+              <a:graphicFrameLocks xmlns:a="http://schemas.openxmlformats.org/drawingml/2006/main" noChangeAspect="1"/>
+            </wp:cNvGraphicFramePr>
+            <a:graphic xmlns:a="http://schemas.openxmlformats.org/drawingml/2006/main">
+              <a:graphicData uri="http://schemas.openxmlformats.org/drawingml/2006/picture">
+                <pic:pic xmlns:pic="http://schemas.openxmlformats.org/drawingml/2006/picture">
+                  <pic:nvPicPr>
+                    <pic:cNvPr id="1" name=""/>
+                    <pic:cNvPicPr/>
+                  </pic:nvPicPr>
+                  <pic:blipFill>
+                    <a:blip r:embed="rId10"/>
+                    <a:stretch>
+                      <a:fillRect/>
+                    </a:stretch>
+                  </pic:blipFill>
+                  <pic:spPr>
+                    <a:xfrm>
+                      <a:off x="0" y="0"/>
+                      <a:ext cx="5760720" cy="1900555"/>
+                    </a:xfrm>
+                    <a:prstGeom prst="rect">
+                      <a:avLst/>
+                    </a:prstGeom>
+                  </pic:spPr>
+                </pic:pic>
+              </a:graphicData>
+            </a:graphic>
+          </wp:inline>
+        </w:drawing>
+      </w:r>
+    </w:p>
+    <w:p>
+      <w:pPr>
+        <w:rPr>
+          <w:noProof/>
+        </w:rPr>
+      </w:pPr>
+      <w:proofErr w:type="spellStart"/>
+      <w:r>
+        <w:rPr>
+          <w:b/>
+          <w:bCs/>
+          <w:sz w:val="36"/>
+          <w:szCs w:val="36"/>
+        </w:rPr>
+        <w:lastRenderedPageBreak/>
+        <w:t>syslog</w:t>
+      </w:r>
+      <w:proofErr w:type="spellEnd"/>
+      <w:r>
+        <w:rPr>
+          <w:b/>
+          <w:bCs/>
+          <w:sz w:val="36"/>
+          <w:szCs w:val="36"/>
+        </w:rPr>
+        <w:t xml:space="preserve"> megint:</w:t>
+      </w:r>
+      <w:r>
+        <w:rPr>
+          <w:noProof/>
+        </w:rPr>
+        <w:t xml:space="preserve"> </w:t>
+      </w:r>
+      <w:r>
+        <w:rPr>
+          <w:b/>
+          <w:bCs/>
+          <w:sz w:val="36"/>
+          <w:szCs w:val="36"/>
+        </w:rPr>
+        <w:drawing>
+          <wp:inline distT="0" distB="0" distL="0" distR="0" wp14:anchorId="69D6F4E5" wp14:editId="767DD1E0">
+            <wp:extent cx="4563112" cy="3877216"/>
+            <wp:effectExtent l="0" t="0" r="8890" b="9525"/>
+            <wp:docPr id="8" name="Kép 8"/>
+            <wp:cNvGraphicFramePr>
+              <a:graphicFrameLocks xmlns:a="http://schemas.openxmlformats.org/drawingml/2006/main" noChangeAspect="1"/>
+            </wp:cNvGraphicFramePr>
+            <a:graphic xmlns:a="http://schemas.openxmlformats.org/drawingml/2006/main">
+              <a:graphicData uri="http://schemas.openxmlformats.org/drawingml/2006/picture">
+                <pic:pic xmlns:pic="http://schemas.openxmlformats.org/drawingml/2006/picture">
+                  <pic:nvPicPr>
+                    <pic:cNvPr id="1" name=""/>
+                    <pic:cNvPicPr/>
+                  </pic:nvPicPr>
+                  <pic:blipFill>
+                    <a:blip r:embed="rId11"/>
+                    <a:stretch>
+                      <a:fillRect/>
+                    </a:stretch>
+                  </pic:blipFill>
+                  <pic:spPr>
+                    <a:xfrm>
+                      <a:off x="0" y="0"/>
+                      <a:ext cx="4563112" cy="3877216"/>
+                    </a:xfrm>
+                    <a:prstGeom prst="rect">
+                      <a:avLst/>
+                    </a:prstGeom>
+                  </pic:spPr>
+                </pic:pic>
+              </a:graphicData>
+            </a:graphic>
+          </wp:inline>
+        </w:drawing>
+      </w:r>
+    </w:p>
+    <w:p>
+      <w:pPr>
+        <w:rPr>
+          <w:noProof/>
+        </w:rPr>
+      </w:pPr>
+      <w:proofErr w:type="spellStart"/>
+      <w:r>
+        <w:rPr>
+          <w:b/>
+          <w:bCs/>
+          <w:sz w:val="36"/>
+          <w:szCs w:val="36"/>
+        </w:rPr>
+        <w:t>ssh</w:t>
+      </w:r>
+      <w:proofErr w:type="spellEnd"/>
+      <w:r>
+        <w:rPr>
+          <w:b/>
+          <w:bCs/>
+          <w:sz w:val="36"/>
+          <w:szCs w:val="36"/>
+        </w:rPr>
+        <w:t xml:space="preserve"> </w:t>
+      </w:r>
+      <w:proofErr w:type="spellStart"/>
+      <w:r>
+        <w:rPr>
+          <w:b/>
+          <w:bCs/>
+          <w:sz w:val="36"/>
+          <w:szCs w:val="36"/>
+        </w:rPr>
+        <w:t>syslog</w:t>
+      </w:r>
+      <w:proofErr w:type="spellEnd"/>
+      <w:r>
+        <w:rPr>
+          <w:b/>
+          <w:bCs/>
+          <w:sz w:val="36"/>
+          <w:szCs w:val="36"/>
+        </w:rPr>
+        <w:t>:</w:t>
+      </w:r>
+      <w:r>
+        <w:rPr>
+          <w:noProof/>
+        </w:rPr>
+        <w:t xml:space="preserve"> </w:t>
+      </w:r>
+      <w:r>
+        <w:rPr>
+          <w:b/>
+          <w:bCs/>
+          <w:sz w:val="36"/>
+          <w:szCs w:val="36"/>
+        </w:rPr>
+        <w:drawing>
+          <wp:inline distT="0" distB="0" distL="0" distR="0" wp14:anchorId="7F22EE3E" wp14:editId="18B9DDCB">
+            <wp:extent cx="5133975" cy="1752314"/>
+            <wp:effectExtent l="0" t="0" r="0" b="635"/>
+            <wp:docPr id="9" name="Kép 9"/>
+            <wp:cNvGraphicFramePr>
+              <a:graphicFrameLocks xmlns:a="http://schemas.openxmlformats.org/drawingml/2006/main" noChangeAspect="1"/>
+            </wp:cNvGraphicFramePr>
+            <a:graphic xmlns:a="http://schemas.openxmlformats.org/drawingml/2006/main">
+              <a:graphicData uri="http://schemas.openxmlformats.org/drawingml/2006/picture">
+                <pic:pic xmlns:pic="http://schemas.openxmlformats.org/drawingml/2006/picture">
+                  <pic:nvPicPr>
+                    <pic:cNvPr id="1" name=""/>
+                    <pic:cNvPicPr/>
+                  </pic:nvPicPr>
+                  <pic:blipFill>
+                    <a:blip r:embed="rId12"/>
+                    <a:stretch>
+                      <a:fillRect/>
+                    </a:stretch>
+                  </pic:blipFill>
+                  <pic:spPr>
+                    <a:xfrm>
+                      <a:off x="0" y="0"/>
+                      <a:ext cx="5143344" cy="1755512"/>
                     </a:xfrm>
                     <a:prstGeom prst="rect">
                       <a:avLst/>

--- a/dokumentáció/tesztelési.docx
+++ b/dokumentáció/tesztelési.docx
@@ -659,6 +659,7 @@
         <w:rPr>
           <w:b/>
           <w:bCs/>
+          <w:noProof/>
           <w:sz w:val="36"/>
           <w:szCs w:val="36"/>
         </w:rPr>
@@ -736,6 +737,7 @@
         <w:rPr>
           <w:b/>
           <w:bCs/>
+          <w:noProof/>
           <w:sz w:val="36"/>
           <w:szCs w:val="36"/>
         </w:rPr>
@@ -832,6 +834,7 @@
         <w:rPr>
           <w:b/>
           <w:bCs/>
+          <w:noProof/>
           <w:sz w:val="36"/>
           <w:szCs w:val="36"/>
         </w:rPr>
@@ -871,6 +874,119 @@
           </wp:inline>
         </w:drawing>
       </w:r>
+    </w:p>
+    <w:p>
+      <w:pPr>
+        <w:rPr>
+          <w:b/>
+          <w:bCs/>
+          <w:sz w:val="36"/>
+          <w:szCs w:val="36"/>
+        </w:rPr>
+      </w:pPr>
+      <w:r>
+        <w:rPr>
+          <w:b/>
+          <w:bCs/>
+          <w:sz w:val="36"/>
+          <w:szCs w:val="36"/>
+        </w:rPr>
+        <w:t>SSH belépés:</w:t>
+      </w:r>
+    </w:p>
+    <w:p>
+      <w:pPr>
+        <w:rPr>
+          <w:noProof/>
+        </w:rPr>
+      </w:pPr>
+      <w:r>
+        <w:rPr>
+          <w:noProof/>
+        </w:rPr>
+        <w:t xml:space="preserve"> </w:t>
+      </w:r>
+      <w:r>
+        <w:rPr>
+          <w:noProof/>
+        </w:rPr>
+        <w:drawing>
+          <wp:inline distT="0" distB="0" distL="0" distR="0" wp14:anchorId="54C69FAB" wp14:editId="60003F82">
+            <wp:extent cx="5010150" cy="1239070"/>
+            <wp:effectExtent l="0" t="0" r="0" b="0"/>
+            <wp:docPr id="10" name="Kép 10"/>
+            <wp:cNvGraphicFramePr>
+              <a:graphicFrameLocks xmlns:a="http://schemas.openxmlformats.org/drawingml/2006/main" noChangeAspect="1"/>
+            </wp:cNvGraphicFramePr>
+            <a:graphic xmlns:a="http://schemas.openxmlformats.org/drawingml/2006/main">
+              <a:graphicData uri="http://schemas.openxmlformats.org/drawingml/2006/picture">
+                <pic:pic xmlns:pic="http://schemas.openxmlformats.org/drawingml/2006/picture">
+                  <pic:nvPicPr>
+                    <pic:cNvPr id="1" name=""/>
+                    <pic:cNvPicPr/>
+                  </pic:nvPicPr>
+                  <pic:blipFill>
+                    <a:blip r:embed="rId13"/>
+                    <a:stretch>
+                      <a:fillRect/>
+                    </a:stretch>
+                  </pic:blipFill>
+                  <pic:spPr>
+                    <a:xfrm>
+                      <a:off x="0" y="0"/>
+                      <a:ext cx="5017069" cy="1240781"/>
+                    </a:xfrm>
+                    <a:prstGeom prst="rect">
+                      <a:avLst/>
+                    </a:prstGeom>
+                  </pic:spPr>
+                </pic:pic>
+              </a:graphicData>
+            </a:graphic>
+          </wp:inline>
+        </w:drawing>
+      </w:r>
+    </w:p>
+    <w:p>
+      <w:pPr>
+        <w:rPr>
+          <w:noProof/>
+        </w:rPr>
+      </w:pPr>
+    </w:p>
+    <w:p>
+      <w:pPr>
+        <w:rPr>
+          <w:noProof/>
+        </w:rPr>
+      </w:pPr>
+    </w:p>
+    <w:p>
+      <w:pPr>
+        <w:rPr>
+          <w:b/>
+          <w:bCs/>
+          <w:sz w:val="36"/>
+          <w:szCs w:val="36"/>
+        </w:rPr>
+      </w:pPr>
+      <w:r>
+        <w:rPr>
+          <w:b/>
+          <w:bCs/>
+          <w:sz w:val="36"/>
+          <w:szCs w:val="36"/>
+        </w:rPr>
+        <w:lastRenderedPageBreak/>
+        <w:t>Debug R1-en:</w:t>
+      </w:r>
+    </w:p>
+    <w:p>
+      <w:pPr>
+        <w:rPr>
+          <w:noProof/>
+        </w:rPr>
+      </w:pPr>
     </w:p>
     <w:sectPr>
       <w:pgSz w:w="11906" w:h="16838"/>

--- a/dokumentáció/tesztelési.docx
+++ b/dokumentáció/tesztelési.docx
@@ -987,6 +987,112 @@
           <w:noProof/>
         </w:rPr>
       </w:pPr>
+      <w:r>
+        <w:rPr>
+          <w:noProof/>
+        </w:rPr>
+        <w:drawing>
+          <wp:inline distT="0" distB="0" distL="0" distR="0" wp14:anchorId="7903DBBC" wp14:editId="15396A88">
+            <wp:extent cx="5760720" cy="559435"/>
+            <wp:effectExtent l="0" t="0" r="0" b="0"/>
+            <wp:docPr id="11" name="Kép 11"/>
+            <wp:cNvGraphicFramePr>
+              <a:graphicFrameLocks xmlns:a="http://schemas.openxmlformats.org/drawingml/2006/main" noChangeAspect="1"/>
+            </wp:cNvGraphicFramePr>
+            <a:graphic xmlns:a="http://schemas.openxmlformats.org/drawingml/2006/main">
+              <a:graphicData uri="http://schemas.openxmlformats.org/drawingml/2006/picture">
+                <pic:pic xmlns:pic="http://schemas.openxmlformats.org/drawingml/2006/picture">
+                  <pic:nvPicPr>
+                    <pic:cNvPr id="1" name=""/>
+                    <pic:cNvPicPr/>
+                  </pic:nvPicPr>
+                  <pic:blipFill>
+                    <a:blip r:embed="rId14"/>
+                    <a:stretch>
+                      <a:fillRect/>
+                    </a:stretch>
+                  </pic:blipFill>
+                  <pic:spPr>
+                    <a:xfrm>
+                      <a:off x="0" y="0"/>
+                      <a:ext cx="5760720" cy="559435"/>
+                    </a:xfrm>
+                    <a:prstGeom prst="rect">
+                      <a:avLst/>
+                    </a:prstGeom>
+                  </pic:spPr>
+                </pic:pic>
+              </a:graphicData>
+            </a:graphic>
+          </wp:inline>
+        </w:drawing>
+      </w:r>
+    </w:p>
+    <w:p>
+      <w:pPr>
+        <w:rPr>
+          <w:b/>
+          <w:bCs/>
+          <w:sz w:val="36"/>
+          <w:szCs w:val="36"/>
+        </w:rPr>
+      </w:pPr>
+      <w:r>
+        <w:rPr>
+          <w:b/>
+          <w:bCs/>
+          <w:sz w:val="36"/>
+          <w:szCs w:val="36"/>
+        </w:rPr>
+        <w:t>Radius belépés SSH-val:</w:t>
+      </w:r>
+    </w:p>
+    <w:p>
+      <w:pPr>
+        <w:rPr>
+          <w:noProof/>
+        </w:rPr>
+      </w:pPr>
+      <w:r>
+        <w:rPr>
+          <w:noProof/>
+        </w:rPr>
+        <w:drawing>
+          <wp:inline distT="0" distB="0" distL="0" distR="0" wp14:anchorId="4FFCEC86" wp14:editId="026D851D">
+            <wp:extent cx="4524375" cy="1000583"/>
+            <wp:effectExtent l="0" t="0" r="0" b="9525"/>
+            <wp:docPr id="12" name="Kép 12"/>
+            <wp:cNvGraphicFramePr>
+              <a:graphicFrameLocks xmlns:a="http://schemas.openxmlformats.org/drawingml/2006/main" noChangeAspect="1"/>
+            </wp:cNvGraphicFramePr>
+            <a:graphic xmlns:a="http://schemas.openxmlformats.org/drawingml/2006/main">
+              <a:graphicData uri="http://schemas.openxmlformats.org/drawingml/2006/picture">
+                <pic:pic xmlns:pic="http://schemas.openxmlformats.org/drawingml/2006/picture">
+                  <pic:nvPicPr>
+                    <pic:cNvPr id="1" name=""/>
+                    <pic:cNvPicPr/>
+                  </pic:nvPicPr>
+                  <pic:blipFill>
+                    <a:blip r:embed="rId15"/>
+                    <a:stretch>
+                      <a:fillRect/>
+                    </a:stretch>
+                  </pic:blipFill>
+                  <pic:spPr>
+                    <a:xfrm>
+                      <a:off x="0" y="0"/>
+                      <a:ext cx="4541688" cy="1004412"/>
+                    </a:xfrm>
+                    <a:prstGeom prst="rect">
+                      <a:avLst/>
+                    </a:prstGeom>
+                  </pic:spPr>
+                </pic:pic>
+              </a:graphicData>
+            </a:graphic>
+          </wp:inline>
+        </w:drawing>
+      </w:r>
     </w:p>
     <w:sectPr>
       <w:pgSz w:w="11906" w:h="16838"/>
